--- a/public/templates/venda_casada_santander.docx
+++ b/public/templates/venda_casada_santander.docx
@@ -1240,7 +1240,7 @@
           <w:bCs/>
           <w:lang w:val="pt-BR"/>
         </w:rPr>
-        <w:t>contrato de renegociação de empréstimo consignado nº 728.504.007,</w:t>
+        <w:t>contrato de renegociação de empréstimo consignado nº ________,</w:t>
       </w:r>
       <w:r>
         <w:rPr>
@@ -1256,7 +1256,7 @@
           <w:bCs/>
           <w:lang w:val="pt-BR"/>
         </w:rPr>
-        <w:t>R$ 80.278,88</w:t>
+        <w:t>R$ ________</w:t>
       </w:r>
       <w:r>
         <w:rPr>
@@ -1288,7 +1288,7 @@
           <w:bCs/>
           <w:lang w:val="pt-BR"/>
         </w:rPr>
-        <w:t>R$ 4.666,43 (quatro mil, seiscentos e sessenta e seis reais e quarenta e três centavos)</w:t>
+        <w:t>R$ ________ (________)</w:t>
       </w:r>
       <w:r>
         <w:rPr>
@@ -2633,7 +2633,7 @@
           <w:bCs/>
           <w:lang w:val="pt-BR"/>
         </w:rPr>
-        <w:t>“Seguro Consignado Protegido”, no valor de R$ 4.666,43 (quatro mil, seiscentos e sessenta e seis reais e quarenta e três centavos),</w:t>
+        <w:t>“Seguro Consignado Protegido”, no valor de R$ ________ (________),</w:t>
       </w:r>
       <w:r>
         <w:rPr>
@@ -4729,7 +4729,7 @@
           <w:bCs/>
           <w:lang w:val="pt-BR"/>
         </w:rPr>
-        <w:t>R$ 4.666,43</w:t>
+        <w:t>R$ ________</w:t>
       </w:r>
       <w:r>
         <w:rPr>
@@ -5411,7 +5411,7 @@
           <w:bCs/>
           <w:lang w:val="pt-BR"/>
         </w:rPr>
-        <w:t>R$ 4.666,43</w:t>
+        <w:t>R$ ________</w:t>
       </w:r>
       <w:r>
         <w:rPr>
@@ -9045,7 +9045,7 @@
           <w:bCs/>
           <w:lang w:val="pt-BR"/>
         </w:rPr>
-        <w:t>Contrato de empréstimo 728.504.007;</w:t>
+        <w:t>Contrato de empréstimo ________;</w:t>
       </w:r>
     </w:p>
     <w:p>
